--- a/public/report_templates/creditos/clientes/rptActaEntrega.docx
+++ b/public/report_templates/creditos/clientes/rptActaEntrega.docx
@@ -90,7 +90,7 @@
           <w:color w:val="000000"/>
           <w:szCs w:val="24"/>
         </w:rPr>
-        <w:t>CORPORACIÓN CREDIPYME SOLUCIÓN</w:t>
+        <w:t>CREDIPYME HUANCA SAC</w:t>
       </w:r>
       <w:r>
         <w:rPr>
@@ -98,14 +98,22 @@
           <w:color w:val="000000"/>
           <w:szCs w:val="24"/>
         </w:rPr>
-        <w:t xml:space="preserve"> S.A. (CREDIPYME SOLUCION)</w:t>
-      </w:r>
-      <w:r>
-        <w:rPr>
-          <w:rFonts w:ascii="Tahoma" w:hAnsi="Tahoma" w:cs="Tahoma"/>
-          <w:szCs w:val="24"/>
-        </w:rPr>
-        <w:t xml:space="preserve"> obrando en calidad de </w:t>
+        <w:t>.</w:t>
+      </w:r>
+      <w:r>
+        <w:rPr>
+          <w:rFonts w:ascii="Tahoma" w:hAnsi="Tahoma" w:cs="Tahoma"/>
+          <w:color w:val="000000"/>
+          <w:szCs w:val="24"/>
+        </w:rPr>
+        <w:t xml:space="preserve"> </w:t>
+      </w:r>
+      <w:r>
+        <w:rPr>
+          <w:rFonts w:ascii="Tahoma" w:hAnsi="Tahoma" w:cs="Tahoma"/>
+          <w:szCs w:val="24"/>
+        </w:rPr>
+        <w:t xml:space="preserve">obrando en calidad de </w:t>
       </w:r>
       <w:r>
         <w:rPr>
@@ -147,15 +155,9 @@
           <w:bCs/>
           <w:szCs w:val="24"/>
         </w:rPr>
-        <w:t>{dni}</w:t>
-      </w:r>
-      <w:r>
-        <w:rPr>
-          <w:rFonts w:ascii="Tahoma" w:hAnsi="Tahoma" w:cs="Tahoma"/>
-          <w:szCs w:val="24"/>
-        </w:rPr>
-        <w:t xml:space="preserve">, domiciliado en </w:t>
-      </w:r>
+        <w:t>{</w:t>
+      </w:r>
+      <w:proofErr w:type="spellStart"/>
       <w:r>
         <w:rPr>
           <w:rFonts w:ascii="Tahoma" w:hAnsi="Tahoma" w:cs="Tahoma"/>
@@ -163,7 +165,53 @@
           <w:bCs/>
           <w:szCs w:val="24"/>
         </w:rPr>
-        <w:t>{direccion}</w:t>
+        <w:t>dni</w:t>
+      </w:r>
+      <w:proofErr w:type="spellEnd"/>
+      <w:r>
+        <w:rPr>
+          <w:rFonts w:ascii="Tahoma" w:hAnsi="Tahoma" w:cs="Tahoma"/>
+          <w:b/>
+          <w:bCs/>
+          <w:szCs w:val="24"/>
+        </w:rPr>
+        <w:t>}</w:t>
+      </w:r>
+      <w:r>
+        <w:rPr>
+          <w:rFonts w:ascii="Tahoma" w:hAnsi="Tahoma" w:cs="Tahoma"/>
+          <w:szCs w:val="24"/>
+        </w:rPr>
+        <w:t xml:space="preserve">, domiciliado en </w:t>
+      </w:r>
+      <w:r>
+        <w:rPr>
+          <w:rFonts w:ascii="Tahoma" w:hAnsi="Tahoma" w:cs="Tahoma"/>
+          <w:b/>
+          <w:bCs/>
+          <w:szCs w:val="24"/>
+        </w:rPr>
+        <w:t>{</w:t>
+      </w:r>
+      <w:proofErr w:type="spellStart"/>
+      <w:r>
+        <w:rPr>
+          <w:rFonts w:ascii="Tahoma" w:hAnsi="Tahoma" w:cs="Tahoma"/>
+          <w:b/>
+          <w:bCs/>
+          <w:szCs w:val="24"/>
+        </w:rPr>
+        <w:t>direccion</w:t>
+      </w:r>
+      <w:proofErr w:type="spellEnd"/>
+      <w:r>
+        <w:rPr>
+          <w:rFonts w:ascii="Tahoma" w:hAnsi="Tahoma" w:cs="Tahoma"/>
+          <w:b/>
+          <w:bCs/>
+          <w:szCs w:val="24"/>
+        </w:rPr>
+        <w:t>}</w:t>
       </w:r>
       <w:r>
         <w:rPr>
@@ -629,7 +677,25 @@
                 <w:color w:val="404040"/>
                 <w:lang w:val="es-PE" w:eastAsia="es-PE"/>
               </w:rPr>
-              <w:t>{descripcion}</w:t>
+              <w:t>{</w:t>
+            </w:r>
+            <w:proofErr w:type="spellStart"/>
+            <w:r>
+              <w:rPr>
+                <w:rFonts w:ascii="Tahoma" w:eastAsia="Times New Roman" w:hAnsi="Tahoma" w:cs="Tahoma"/>
+                <w:color w:val="404040"/>
+                <w:lang w:val="es-PE" w:eastAsia="es-PE"/>
+              </w:rPr>
+              <w:t>descripcion</w:t>
+            </w:r>
+            <w:proofErr w:type="spellEnd"/>
+            <w:r>
+              <w:rPr>
+                <w:rFonts w:ascii="Tahoma" w:eastAsia="Times New Roman" w:hAnsi="Tahoma" w:cs="Tahoma"/>
+                <w:color w:val="404040"/>
+                <w:lang w:val="es-PE" w:eastAsia="es-PE"/>
+              </w:rPr>
+              <w:t>}</w:t>
             </w:r>
           </w:p>
         </w:tc>
@@ -1171,7 +1237,27 @@
                 <w:sz w:val="20"/>
                 <w:szCs w:val="24"/>
               </w:rPr>
-              <w:t>{dni}</w:t>
+              <w:t>{</w:t>
+            </w:r>
+            <w:proofErr w:type="spellStart"/>
+            <w:r>
+              <w:rPr>
+                <w:rFonts w:ascii="Tahoma" w:hAnsi="Tahoma" w:cs="Tahoma"/>
+                <w:b/>
+                <w:sz w:val="20"/>
+                <w:szCs w:val="24"/>
+              </w:rPr>
+              <w:t>dni</w:t>
+            </w:r>
+            <w:proofErr w:type="spellEnd"/>
+            <w:r>
+              <w:rPr>
+                <w:rFonts w:ascii="Tahoma" w:hAnsi="Tahoma" w:cs="Tahoma"/>
+                <w:b/>
+                <w:sz w:val="20"/>
+                <w:szCs w:val="24"/>
+              </w:rPr>
+              <w:t>}</w:t>
             </w:r>
           </w:p>
         </w:tc>
@@ -1261,7 +1347,6 @@
               <w:jc w:val="center"/>
               <w:rPr>
                 <w:rFonts w:ascii="Tahoma" w:hAnsi="Tahoma" w:cs="Tahoma"/>
-                <w:b/>
                 <w:sz w:val="20"/>
                 <w:szCs w:val="24"/>
               </w:rPr>
@@ -1274,7 +1359,7 @@
                 <w:sz w:val="20"/>
                 <w:szCs w:val="24"/>
               </w:rPr>
-              <w:t>C</w:t>
+              <w:t>CREDIPYME HUANCA SAC</w:t>
             </w:r>
             <w:r>
               <w:rPr>
@@ -1284,56 +1369,18 @@
                 <w:sz w:val="20"/>
                 <w:szCs w:val="24"/>
               </w:rPr>
-              <w:t>ORPORACIÓN</w:t>
+              <w:t xml:space="preserve"> </w:t>
             </w:r>
-            <w:r>
-              <w:rPr>
-                <w:rFonts w:ascii="Tahoma" w:hAnsi="Tahoma" w:cs="Tahoma"/>
-                <w:b/>
-                <w:color w:val="000000"/>
+          </w:p>
+          <w:p>
+            <w:pPr>
+              <w:jc w:val="center"/>
+              <w:rPr>
+                <w:rFonts w:ascii="Tahoma" w:hAnsi="Tahoma" w:cs="Tahoma"/>
                 <w:sz w:val="20"/>
                 <w:szCs w:val="24"/>
               </w:rPr>
-              <w:t xml:space="preserve"> CREDIPYME SOLUCIÓN </w:t>
-            </w:r>
-            <w:r>
-              <w:rPr>
-                <w:rFonts w:ascii="Tahoma" w:hAnsi="Tahoma" w:cs="Tahoma"/>
-                <w:b/>
-                <w:color w:val="000000"/>
-                <w:sz w:val="20"/>
-                <w:szCs w:val="24"/>
-              </w:rPr>
-              <w:t>S.A.</w:t>
-            </w:r>
-          </w:p>
-          <w:p>
-            <w:pPr>
-              <w:jc w:val="center"/>
-              <w:rPr>
-                <w:rFonts w:ascii="Tahoma" w:hAnsi="Tahoma" w:cs="Tahoma"/>
-                <w:sz w:val="20"/>
-                <w:szCs w:val="24"/>
-              </w:rPr>
-            </w:pPr>
-            <w:r>
-              <w:rPr>
-                <w:rFonts w:ascii="Tahoma" w:hAnsi="Tahoma" w:cs="Tahoma"/>
-                <w:b/>
-                <w:sz w:val="20"/>
-                <w:szCs w:val="24"/>
-              </w:rPr>
-              <w:t xml:space="preserve">RUC N° </w:t>
-            </w:r>
-            <w:r>
-              <w:rPr>
-                <w:rFonts w:ascii="Tahoma" w:hAnsi="Tahoma" w:cs="Tahoma"/>
-                <w:b/>
-                <w:sz w:val="20"/>
-                <w:szCs w:val="24"/>
-              </w:rPr>
-              <w:t>20601618282</w:t>
-            </w:r>
+            </w:pPr>
           </w:p>
         </w:tc>
       </w:tr>
@@ -1402,204 +1449,6 @@
     <w:pPr>
       <w:pStyle w:val="Encabezado"/>
     </w:pPr>
-    <w:r>
-      <w:rPr>
-        <w:noProof/>
-        <w:lang w:val="es-PE" w:eastAsia="es-PE"/>
-      </w:rPr>
-      <mc:AlternateContent>
-        <mc:Choice Requires="wpg">
-          <w:drawing>
-            <wp:anchor distT="0" distB="0" distL="114300" distR="114300" simplePos="0" relativeHeight="251659264" behindDoc="0" locked="0" layoutInCell="1" allowOverlap="1" wp14:anchorId="26307177" wp14:editId="2B7DB314">
-              <wp:simplePos x="0" y="0"/>
-              <wp:positionH relativeFrom="page">
-                <wp:align>left</wp:align>
-              </wp:positionH>
-              <wp:positionV relativeFrom="paragraph">
-                <wp:posOffset>-635</wp:posOffset>
-              </wp:positionV>
-              <wp:extent cx="7158355" cy="9839325"/>
-              <wp:effectExtent l="0" t="0" r="4445" b="0"/>
-              <wp:wrapNone/>
-              <wp:docPr id="3" name="Grupo 3"/>
-              <wp:cNvGraphicFramePr/>
-              <a:graphic xmlns:a="http://schemas.openxmlformats.org/drawingml/2006/main">
-                <a:graphicData uri="http://schemas.microsoft.com/office/word/2010/wordprocessingGroup">
-                  <wpg:wgp>
-                    <wpg:cNvGrpSpPr/>
-                    <wpg:grpSpPr>
-                      <a:xfrm>
-                        <a:off x="0" y="0"/>
-                        <a:ext cx="7158355" cy="9839325"/>
-                        <a:chOff x="0" y="10633"/>
-                        <a:chExt cx="7158355" cy="9839325"/>
-                      </a:xfrm>
-                    </wpg:grpSpPr>
-                    <wpg:grpSp>
-                      <wpg:cNvPr id="5" name="Grupo 5"/>
-                      <wpg:cNvGrpSpPr/>
-                      <wpg:grpSpPr>
-                        <a:xfrm>
-                          <a:off x="0" y="10633"/>
-                          <a:ext cx="7158355" cy="9839325"/>
-                          <a:chOff x="0" y="10633"/>
-                          <a:chExt cx="7158355" cy="9839325"/>
-                        </a:xfrm>
-                      </wpg:grpSpPr>
-                      <pic:pic xmlns:pic="http://schemas.openxmlformats.org/drawingml/2006/picture">
-                        <pic:nvPicPr>
-                          <pic:cNvPr id="6" name="Imagen 6"/>
-                          <pic:cNvPicPr>
-                            <a:picLocks noChangeAspect="1"/>
-                          </pic:cNvPicPr>
-                        </pic:nvPicPr>
-                        <pic:blipFill rotWithShape="1">
-                          <a:blip r:embed="rId1">
-                            <a:extLst>
-                              <a:ext uri="{28A0092B-C50C-407E-A947-70E740481C1C}">
-                                <a14:useLocalDpi xmlns:a14="http://schemas.microsoft.com/office/drawing/2010/main" val="0"/>
-                              </a:ext>
-                            </a:extLst>
-                          </a:blip>
-                          <a:srcRect b="5344"/>
-                          <a:stretch/>
-                        </pic:blipFill>
-                        <pic:spPr bwMode="auto">
-                          <a:xfrm>
-                            <a:off x="19050" y="10633"/>
-                            <a:ext cx="7139305" cy="9839325"/>
-                          </a:xfrm>
-                          <a:prstGeom prst="rect">
-                            <a:avLst/>
-                          </a:prstGeom>
-                          <a:ln>
-                            <a:noFill/>
-                          </a:ln>
-                          <a:extLst>
-                            <a:ext uri="{53640926-AAD7-44D8-BBD7-CCE9431645EC}">
-                              <a14:shadowObscured xmlns:a14="http://schemas.microsoft.com/office/drawing/2010/main"/>
-                            </a:ext>
-                          </a:extLst>
-                        </pic:spPr>
-                      </pic:pic>
-                      <wps:wsp>
-                        <wps:cNvPr id="7" name="Rectángulo redondeado 7"/>
-                        <wps:cNvSpPr/>
-                        <wps:spPr>
-                          <a:xfrm>
-                            <a:off x="0" y="85725"/>
-                            <a:ext cx="2219325" cy="685800"/>
-                          </a:xfrm>
-                          <a:prstGeom prst="roundRect">
-                            <a:avLst/>
-                          </a:prstGeom>
-                          <a:ln>
-                            <a:noFill/>
-                          </a:ln>
-                        </wps:spPr>
-                        <wps:style>
-                          <a:lnRef idx="2">
-                            <a:schemeClr val="accent6"/>
-                          </a:lnRef>
-                          <a:fillRef idx="1">
-                            <a:schemeClr val="lt1"/>
-                          </a:fillRef>
-                          <a:effectRef idx="0">
-                            <a:schemeClr val="accent6"/>
-                          </a:effectRef>
-                          <a:fontRef idx="minor">
-                            <a:schemeClr val="dk1"/>
-                          </a:fontRef>
-                        </wps:style>
-                        <wps:bodyPr rot="0" spcFirstLastPara="0" vertOverflow="overflow" horzOverflow="overflow" vert="horz" wrap="square" lIns="91440" tIns="45720" rIns="91440" bIns="45720" numCol="1" spcCol="0" rtlCol="0" fromWordArt="0" anchor="ctr" anchorCtr="0" forceAA="0" compatLnSpc="1">
-                          <a:prstTxWarp prst="textNoShape">
-                            <a:avLst/>
-                          </a:prstTxWarp>
-                          <a:noAutofit/>
-                        </wps:bodyPr>
-                      </wps:wsp>
-                    </wpg:grpSp>
-                    <pic:pic xmlns:pic="http://schemas.openxmlformats.org/drawingml/2006/picture">
-                      <pic:nvPicPr>
-                        <pic:cNvPr id="8" name="Imagen 8" descr="C:\Users\Lisbeth\Downloads\Logo_Corporación.png"/>
-                        <pic:cNvPicPr>
-                          <a:picLocks noChangeAspect="1"/>
-                        </pic:cNvPicPr>
-                      </pic:nvPicPr>
-                      <pic:blipFill>
-                        <a:blip r:embed="rId2">
-                          <a:extLst>
-                            <a:ext uri="{28A0092B-C50C-407E-A947-70E740481C1C}">
-                              <a14:useLocalDpi xmlns:a14="http://schemas.microsoft.com/office/drawing/2010/main" val="0"/>
-                            </a:ext>
-                          </a:extLst>
-                        </a:blip>
-                        <a:srcRect/>
-                        <a:stretch>
-                          <a:fillRect/>
-                        </a:stretch>
-                      </pic:blipFill>
-                      <pic:spPr bwMode="auto">
-                        <a:xfrm>
-                          <a:off x="171450" y="28575"/>
-                          <a:ext cx="1895475" cy="469265"/>
-                        </a:xfrm>
-                        <a:prstGeom prst="rect">
-                          <a:avLst/>
-                        </a:prstGeom>
-                        <a:noFill/>
-                        <a:ln>
-                          <a:noFill/>
-                        </a:ln>
-                      </pic:spPr>
-                    </pic:pic>
-                  </wpg:wgp>
-                </a:graphicData>
-              </a:graphic>
-            </wp:anchor>
-          </w:drawing>
-        </mc:Choice>
-        <mc:Fallback>
-          <w:pict>
-            <v:group w14:anchorId="4B0CD2B2" id="Grupo 3" o:spid="_x0000_s1026" style="position:absolute;margin-left:0;margin-top:-.05pt;width:563.65pt;height:774.75pt;z-index:251659264;mso-position-horizontal:left;mso-position-horizontal-relative:page" coordorigin=",106" coordsize="71583,98393" o:gfxdata="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">
-              <v:group id="Grupo 5" o:spid="_x0000_s1027" style="position:absolute;top:106;width:71583;height:98393" coordorigin=",106" coordsize="71583,98393" o:gfxdata="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">
-                <v:shapetype id="_x0000_t75" coordsize="21600,21600" o:spt="75" o:preferrelative="t" path="m@4@5l@4@11@9@11@9@5xe" filled="f" stroked="f">
-                  <v:stroke joinstyle="miter"/>
-                  <v:formulas>
-                    <v:f eqn="if lineDrawn pixelLineWidth 0"/>
-                    <v:f eqn="sum @0 1 0"/>
-                    <v:f eqn="sum 0 0 @1"/>
-                    <v:f eqn="prod @2 1 2"/>
-                    <v:f eqn="prod @3 21600 pixelWidth"/>
-                    <v:f eqn="prod @3 21600 pixelHeight"/>
-                    <v:f eqn="sum @0 0 1"/>
-                    <v:f eqn="prod @6 1 2"/>
-                    <v:f eqn="prod @7 21600 pixelWidth"/>
-                    <v:f eqn="sum @8 21600 0"/>
-                    <v:f eqn="prod @7 21600 pixelHeight"/>
-                    <v:f eqn="sum @10 21600 0"/>
-                  </v:formulas>
-                  <v:path o:extrusionok="f" gradientshapeok="t" o:connecttype="rect"/>
-                  <o:lock v:ext="edit" aspectratio="t"/>
-                </v:shapetype>
-                <v:shape id="Imagen 6" o:spid="_x0000_s1028" type="#_x0000_t75" style="position:absolute;left:190;top:106;width:71393;height:98393;visibility:visible;mso-wrap-style:square" o:gfxdata="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">
-                  <v:imagedata r:id="rId3" o:title="" cropbottom="3502f"/>
-                  <v:path arrowok="t"/>
-                </v:shape>
-                <v:roundrect id="Rectángulo redondeado 7" o:spid="_x0000_s1029" style="position:absolute;top:857;width:22193;height:6858;visibility:visible;mso-wrap-style:square;v-text-anchor:middle" arcsize="10923f" o:gfxdata="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" fillcolor="white [3201]" stroked="f" strokeweight="1pt">
-                  <v:stroke joinstyle="miter"/>
-                </v:roundrect>
-              </v:group>
-              <v:shape id="Imagen 8" o:spid="_x0000_s1030" type="#_x0000_t75" style="position:absolute;left:1714;top:285;width:18955;height:4693;visibility:visible;mso-wrap-style:square" o:gfxdata="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">
-                <v:imagedata r:id="rId4" o:title="Logo_Corporación"/>
-                <v:path arrowok="t"/>
-              </v:shape>
-              <w10:wrap anchorx="page"/>
-            </v:group>
-          </w:pict>
-        </mc:Fallback>
-      </mc:AlternateContent>
-    </w:r>
   </w:p>
   <w:p>
     <w:pPr>

--- a/public/report_templates/creditos/clientes/rptActaEntrega.docx
+++ b/public/report_templates/creditos/clientes/rptActaEntrega.docx
@@ -90,7 +90,39 @@
           <w:color w:val="000000"/>
           <w:szCs w:val="24"/>
         </w:rPr>
-        <w:t>CREDIPYME HUANCA SAC</w:t>
+        <w:t>CREDIPYME HUANCA S</w:t>
+      </w:r>
+      <w:r>
+        <w:rPr>
+          <w:rFonts w:ascii="Tahoma" w:hAnsi="Tahoma" w:cs="Tahoma"/>
+          <w:color w:val="000000"/>
+          <w:szCs w:val="24"/>
+        </w:rPr>
+        <w:t>.</w:t>
+      </w:r>
+      <w:r>
+        <w:rPr>
+          <w:rFonts w:ascii="Tahoma" w:hAnsi="Tahoma" w:cs="Tahoma"/>
+          <w:color w:val="000000"/>
+          <w:szCs w:val="24"/>
+        </w:rPr>
+        <w:t>A</w:t>
+      </w:r>
+      <w:r>
+        <w:rPr>
+          <w:rFonts w:ascii="Tahoma" w:hAnsi="Tahoma" w:cs="Tahoma"/>
+          <w:color w:val="000000"/>
+          <w:szCs w:val="24"/>
+        </w:rPr>
+        <w:t>.</w:t>
+      </w:r>
+      <w:r>
+        <w:rPr>
+          <w:rFonts w:ascii="Tahoma" w:hAnsi="Tahoma" w:cs="Tahoma"/>
+          <w:color w:val="000000"/>
+          <w:szCs w:val="24"/>
+        </w:rPr>
+        <w:t>C</w:t>
       </w:r>
       <w:r>
         <w:rPr>
@@ -146,7 +178,23 @@
           <w:rFonts w:ascii="Tahoma" w:hAnsi="Tahoma" w:cs="Tahoma"/>
           <w:szCs w:val="24"/>
         </w:rPr>
-        <w:t xml:space="preserve">, identificado con D.N.I N° </w:t>
+        <w:t xml:space="preserve">, identificado con D.N.I </w:t>
+      </w:r>
+      <w:proofErr w:type="spellStart"/>
+      <w:r>
+        <w:rPr>
+          <w:rFonts w:ascii="Tahoma" w:hAnsi="Tahoma" w:cs="Tahoma"/>
+          <w:szCs w:val="24"/>
+        </w:rPr>
+        <w:t>N°</w:t>
+      </w:r>
+      <w:proofErr w:type="spellEnd"/>
+      <w:r>
+        <w:rPr>
+          <w:rFonts w:ascii="Tahoma" w:hAnsi="Tahoma" w:cs="Tahoma"/>
+          <w:szCs w:val="24"/>
+        </w:rPr>
+        <w:t xml:space="preserve"> </w:t>
       </w:r>
       <w:r>
         <w:rPr>
@@ -1228,7 +1276,27 @@
                 <w:sz w:val="20"/>
                 <w:szCs w:val="24"/>
               </w:rPr>
-              <w:t xml:space="preserve">D.N.I N° </w:t>
+              <w:t xml:space="preserve">D.N.I </w:t>
+            </w:r>
+            <w:proofErr w:type="spellStart"/>
+            <w:r>
+              <w:rPr>
+                <w:rFonts w:ascii="Tahoma" w:hAnsi="Tahoma" w:cs="Tahoma"/>
+                <w:b/>
+                <w:sz w:val="20"/>
+                <w:szCs w:val="24"/>
+              </w:rPr>
+              <w:t>N°</w:t>
+            </w:r>
+            <w:proofErr w:type="spellEnd"/>
+            <w:r>
+              <w:rPr>
+                <w:rFonts w:ascii="Tahoma" w:hAnsi="Tahoma" w:cs="Tahoma"/>
+                <w:b/>
+                <w:sz w:val="20"/>
+                <w:szCs w:val="24"/>
+              </w:rPr>
+              <w:t xml:space="preserve"> </w:t>
             </w:r>
             <w:r>
               <w:rPr>
@@ -1377,10 +1445,32 @@
               <w:jc w:val="center"/>
               <w:rPr>
                 <w:rFonts w:ascii="Tahoma" w:hAnsi="Tahoma" w:cs="Tahoma"/>
-                <w:sz w:val="20"/>
-                <w:szCs w:val="24"/>
-              </w:rPr>
-            </w:pPr>
+                <w:b/>
+                <w:bCs/>
+                <w:sz w:val="20"/>
+                <w:szCs w:val="24"/>
+              </w:rPr>
+            </w:pPr>
+            <w:r>
+              <w:rPr>
+                <w:rFonts w:ascii="Tahoma" w:hAnsi="Tahoma" w:cs="Tahoma"/>
+                <w:b/>
+                <w:bCs/>
+                <w:sz w:val="20"/>
+                <w:szCs w:val="24"/>
+              </w:rPr>
+              <w:t xml:space="preserve">RUC: </w:t>
+            </w:r>
+            <w:r>
+              <w:rPr>
+                <w:rFonts w:ascii="Tahoma" w:hAnsi="Tahoma" w:cs="Tahoma"/>
+                <w:b/>
+                <w:bCs/>
+                <w:sz w:val="20"/>
+                <w:szCs w:val="24"/>
+              </w:rPr>
+              <w:t>20614827239</w:t>
+            </w:r>
           </w:p>
         </w:tc>
       </w:tr>
